--- a/server/test_data/mails/11_Call_for_ticket_sponsorship_mail.docx
+++ b/server/test_data/mails/11_Call_for_ticket_sponsorship_mail.docx
@@ -29,7 +29,7 @@
           <w:sz w:val="18"/>
           <w:szCs w:val="18"/>
         </w:rPr>
-        <w:t xml:space="preserve">FIFO RECRUITMENT &amp; RTO SYSTEM EMAIL DISPATCH SPECIFICATION</w:t>
+        <w:t xml:space="preserve">OFFICIAL RECRUITMENT &amp; TRAINING TRANSMISSION RECORD</w:t>
       </w:r>
     </w:p>
     <w:tbl>
@@ -71,7 +71,7 @@
                 <w:bCs/>
                 <w:color w:val="1E293B"/>
               </w:rPr>
-              <w:t xml:space="preserve">EMAIL NUMBER: </w:t>
+              <w:t xml:space="preserve">EMAIL REFERENCE: </w:t>
             </w:r>
             <w:r>
               <w:rPr>
@@ -79,24 +79,7 @@
                 <w:bCs/>
                 <w:color w:val="0B3486"/>
               </w:rPr>
-              <w:t xml:space="preserve">#11 of 23</w:t>
-            </w:r>
-          </w:p>
-          <w:p>
-            <w:r>
-              <w:rPr>
-                <w:b/>
-                <w:bCs/>
-                <w:color w:val="1E293B"/>
-              </w:rPr>
-              <w:t xml:space="preserve">SENDER CLASSIFICATION: </w:t>
-            </w:r>
-            <w:r>
-              <w:rPr>
-                <w:b/>
-                <w:bCs/>
-              </w:rPr>
-              <w:t xml:space="preserve">System - Blue - Cron</w:t>
+              <w:t xml:space="preserve">#11</w:t>
             </w:r>
           </w:p>
           <w:p>
@@ -109,7 +92,7 @@
               <w:t xml:space="preserve">FROM: </w:t>
             </w:r>
             <w:r>
-              <w:t xml:space="preserve">Blue Collar Recruitment &lt;info@jobnexe.com&gt;</w:t>
+              <w:t xml:space="preserve">Blue Collar Recruitment &lt;info@bluecollarrecruitment.co&gt;</w:t>
             </w:r>
           </w:p>
           <w:p>
@@ -147,24 +130,6 @@
               <w:t xml:space="preserve">Action Required: Invitation to Apply for FIFO Ticket Training Sponsorship</w:t>
             </w:r>
           </w:p>
-          <w:p>
-            <w:r>
-              <w:rPr>
-                <w:b/>
-                <w:bCs/>
-                <w:color w:val="1E293B"/>
-              </w:rPr>
-              <w:t xml:space="preserve">SYSTEM TRIGGER: </w:t>
-            </w:r>
-            <w:r>
-              <w:rPr>
-                <w:i/>
-                <w:iCs/>
-                <w:color w:val="64748B"/>
-              </w:rPr>
-              <w:t xml:space="preserve">TSAS01 Cron (3 Hours Post-Interview Notice)</w:t>
-            </w:r>
-          </w:p>
         </w:tc>
       </w:tr>
     </w:tbl>
@@ -214,21 +179,21 @@
           <w:sz w:val="20"/>
           <w:szCs w:val="20"/>
         </w:rPr>
-        <w:t xml:space="preserve">To ensure total compliance with Australian mining regulations ahead of your interview and visa lodgement, you are invited to apply for Ticket Training Sponsorship.</w:t>
-      </w:r>
-    </w:p>
-    <w:p>
-      <w:pPr>
-        <w:spacing w:after="60" w:before="60"/>
-      </w:pPr>
-      <w:r>
-        <w:rPr>
-          <w:rFonts w:ascii="Calibri" w:cs="Calibri" w:eastAsia="Calibri" w:hAnsi="Calibri"/>
-          <w:color w:val="1E293B"/>
-          <w:sz w:val="20"/>
-          <w:szCs w:val="20"/>
-        </w:rPr>
-        <w:t xml:space="preserve">Please visit your candidate dashboard to:</w:t>
+        <w:t xml:space="preserve">Following the successful approval of your host employer nomination for the position of SITE ENGINEER  – FIFO (PERTH, WA), you are formally invited to apply for prerequisite FIFO Ticket Training Sponsorship.</w:t>
+      </w:r>
+    </w:p>
+    <w:p>
+      <w:pPr>
+        <w:spacing w:after="60" w:before="60"/>
+      </w:pPr>
+      <w:r>
+        <w:rPr>
+          <w:rFonts w:ascii="Calibri" w:cs="Calibri" w:eastAsia="Calibri" w:hAnsi="Calibri"/>
+          <w:color w:val="1E293B"/>
+          <w:sz w:val="20"/>
+          <w:szCs w:val="20"/>
+        </w:rPr>
+        <w:t xml:space="preserve">Please note the following critical terms governing your sponsorship framework:</w:t>
       </w:r>
     </w:p>
     <w:p>
@@ -247,7 +212,7 @@
           <w:sz w:val="20"/>
           <w:szCs w:val="20"/>
         </w:rPr>
-        <w:t xml:space="preserve">Upload any existing Australian or recognized tickets you already possess.</w:t>
+        <w:t xml:space="preserve">Temporary Partial Coverage: Please be advised that your host employer, MACA LIMITED, only temporarily covers ticket sponsorship partially at this preparatory stage.</w:t>
       </w:r>
     </w:p>
     <w:p>
@@ -266,7 +231,135 @@
           <w:sz w:val="20"/>
           <w:szCs w:val="20"/>
         </w:rPr>
-        <w:t xml:space="preserve">Submit your application for a subsidized training allocation on any prerequisite gap tickets.</w:t>
+        <w:t xml:space="preserve">Refund Account Notice: Please keep a close eye on your mailbox, as MACA LIMITED will ask for your nominated bank account details to deposit your refund soon.</w:t>
+      </w:r>
+    </w:p>
+    <w:p>
+      <w:pPr>
+        <w:pStyle w:val="ListParagraph"/>
+        <w:numPr>
+          <w:ilvl w:val="0"/>
+          <w:numId w:val="1"/>
+        </w:numPr>
+        <w:spacing w:after="60" w:before="60"/>
+      </w:pPr>
+      <w:r>
+        <w:rPr>
+          <w:rFonts w:ascii="Calibri" w:cs="Calibri" w:eastAsia="Calibri" w:hAnsi="Calibri"/>
+          <w:color w:val="1E293B"/>
+          <w:sz w:val="20"/>
+          <w:szCs w:val="20"/>
+        </w:rPr>
+        <w:t xml:space="preserve">Commitment Rationale: The employer demands a temporary financial commitment from the applicant to reduce drop-off rates and in turn reduce financial waste for the employer on unutilized training allocations.</w:t>
+      </w:r>
+    </w:p>
+    <w:p>
+      <w:pPr>
+        <w:pStyle w:val="ListParagraph"/>
+        <w:numPr>
+          <w:ilvl w:val="0"/>
+          <w:numId w:val="1"/>
+        </w:numPr>
+        <w:spacing w:after="60" w:before="60"/>
+      </w:pPr>
+      <w:r>
+        <w:rPr>
+          <w:rFonts w:ascii="Calibri" w:cs="Calibri" w:eastAsia="Calibri" w:hAnsi="Calibri"/>
+          <w:color w:val="1E293B"/>
+          <w:sz w:val="20"/>
+          <w:szCs w:val="20"/>
+        </w:rPr>
+        <w:t xml:space="preserve">No Fees to Blue Collar Recruitment: Applicants are not in any way paying Blue Collar Recruitment Pty Ltd for recruitment services, representation, or visa nomination coordination.</w:t>
+      </w:r>
+    </w:p>
+    <w:p>
+      <w:pPr>
+        <w:pStyle w:val="ListParagraph"/>
+        <w:numPr>
+          <w:ilvl w:val="0"/>
+          <w:numId w:val="1"/>
+        </w:numPr>
+        <w:spacing w:after="60" w:before="60"/>
+      </w:pPr>
+      <w:r>
+        <w:rPr>
+          <w:rFonts w:ascii="Calibri" w:cs="Calibri" w:eastAsia="Calibri" w:hAnsi="Calibri"/>
+          <w:color w:val="1E293B"/>
+          <w:sz w:val="20"/>
+          <w:szCs w:val="20"/>
+        </w:rPr>
+        <w:t xml:space="preserve">Payment Directly to Cert Hero RTO After Enrollment: Applicants shall pay Cert Hero RTO after they have been enrolled for the ticket courses; not before, but a commitment deposit will be required to complete the courses and write the examinations.</w:t>
+      </w:r>
+    </w:p>
+    <w:p>
+      <w:pPr>
+        <w:pStyle w:val="ListParagraph"/>
+        <w:numPr>
+          <w:ilvl w:val="0"/>
+          <w:numId w:val="1"/>
+        </w:numPr>
+        <w:spacing w:after="60" w:before="60"/>
+      </w:pPr>
+      <w:r>
+        <w:rPr>
+          <w:rFonts w:ascii="Calibri" w:cs="Calibri" w:eastAsia="Calibri" w:hAnsi="Calibri"/>
+          <w:color w:val="1E293B"/>
+          <w:sz w:val="20"/>
+          <w:szCs w:val="20"/>
+        </w:rPr>
+        <w:t xml:space="preserve">Flexible Installment Options: Applicants can pay half of the fee initially and complete the balance midway or towards the end of the training.</w:t>
+      </w:r>
+    </w:p>
+    <w:p>
+      <w:pPr>
+        <w:pStyle w:val="ListParagraph"/>
+        <w:numPr>
+          <w:ilvl w:val="0"/>
+          <w:numId w:val="1"/>
+        </w:numPr>
+        <w:spacing w:after="60" w:before="60"/>
+      </w:pPr>
+      <w:r>
+        <w:rPr>
+          <w:rFonts w:ascii="Calibri" w:cs="Calibri" w:eastAsia="Calibri" w:hAnsi="Calibri"/>
+          <w:color w:val="1E293B"/>
+          <w:sz w:val="20"/>
+          <w:szCs w:val="20"/>
+        </w:rPr>
+        <w:t xml:space="preserve">Refund Guarantee Policy: The employer shall refund 100% of your expenditure if you successfully complete the training and acquire the necessary tickets, and 80% on failure to do so, with the 20% accounting for institutional admin fees.</w:t>
+      </w:r>
+    </w:p>
+    <w:p>
+      <w:pPr>
+        <w:pStyle w:val="ListParagraph"/>
+        <w:numPr>
+          <w:ilvl w:val="0"/>
+          <w:numId w:val="1"/>
+        </w:numPr>
+        <w:spacing w:after="60" w:before="60"/>
+      </w:pPr>
+      <w:r>
+        <w:rPr>
+          <w:rFonts w:ascii="Calibri" w:cs="Calibri" w:eastAsia="Calibri" w:hAnsi="Calibri"/>
+          <w:color w:val="1E293B"/>
+          <w:sz w:val="20"/>
+          <w:szCs w:val="20"/>
+        </w:rPr>
+        <w:t xml:space="preserve">Approved Coverage &amp; Payable Amount: Your approved employer subsidy coverage is 70%, leaving an applicant payable commitment amount of $720.00 AUD.</w:t>
+      </w:r>
+    </w:p>
+    <w:p>
+      <w:pPr>
+        <w:spacing w:after="60" w:before="60"/>
+      </w:pPr>
+      <w:r>
+        <w:rPr>
+          <w:rFonts w:ascii="Calibri" w:cs="Calibri" w:eastAsia="Calibri" w:hAnsi="Calibri"/>
+          <w:color w:val="1E293B"/>
+          <w:sz w:val="20"/>
+          <w:szCs w:val="20"/>
+        </w:rPr>
+        <w:t xml:space="preserve">Please log in to your candidate dashboard (Tickets Portal) to verify your competency requirements and submit your sponsorship application within 48 hours.</w:t>
       </w:r>
     </w:p>
     <w:p>
@@ -295,6 +388,20 @@
           <w:szCs w:val="20"/>
         </w:rPr>
         <w:t xml:space="preserve">Blue Collar Training &amp; Sponsorship Desk</w:t>
+      </w:r>
+    </w:p>
+    <w:p>
+      <w:pPr>
+        <w:spacing w:after="60" w:before="60"/>
+      </w:pPr>
+      <w:r>
+        <w:rPr>
+          <w:rFonts w:ascii="Calibri" w:cs="Calibri" w:eastAsia="Calibri" w:hAnsi="Calibri"/>
+          <w:color w:val="1E293B"/>
+          <w:sz w:val="20"/>
+          <w:szCs w:val="20"/>
+        </w:rPr>
+        <w:t xml:space="preserve">Blue Collar Recruitment Pty Ltd</w:t>
       </w:r>
     </w:p>
     <w:sectPr>
